--- a/Режимные карты ЛОТС/Комплекты режимной наладки котлов 2026-2/01_Программа_режимной_наладки.docx
+++ b/Режимные карты ЛОТС/Комплекты режимной наладки котлов 2026-2/01_Программа_режимной_наладки.docx
@@ -180,7 +180,15 @@
                 <w:szCs w:val="24"/>
                 <w:lang w:val="ru-RU"/>
               </w:rPr>
-              <w:t>26</w:t>
+              <w:t>2</w:t>
+            </w:r>
+            <w:r>
+              <w:rPr>
+                <w:rFonts w:cs="Times New Roman"/>
+                <w:szCs w:val="24"/>
+                <w:lang w:val="ru-RU"/>
+              </w:rPr>
+              <w:t>5</w:t>
             </w:r>
             <w:r>
               <w:rPr>
@@ -526,43 +534,6 @@
     </w:p>
     <w:p>
       <w:pPr>
-        <w:spacing w:after="40"/>
-        <w:rPr>
-          <w:rFonts w:cs="Times New Roman"/>
-          <w:szCs w:val="24"/>
-          <w:lang w:val="ru-RU"/>
-        </w:rPr>
-      </w:pPr>
-      <w:r>
-        <w:rPr>
-          <w:rFonts w:cs="Times New Roman"/>
-          <w:b/>
-          <w:szCs w:val="24"/>
-          <w:lang w:val="ru-RU"/>
-        </w:rPr>
-        <w:t>Согласовано:</w:t>
-      </w:r>
-    </w:p>
-    <w:p>
-      <w:pPr>
-        <w:spacing w:after="240"/>
-        <w:rPr>
-          <w:rFonts w:cs="Times New Roman"/>
-          <w:szCs w:val="24"/>
-          <w:lang w:val="ru-RU"/>
-        </w:rPr>
-      </w:pPr>
-      <w:r>
-        <w:rPr>
-          <w:rFonts w:cs="Times New Roman"/>
-          <w:szCs w:val="24"/>
-          <w:lang w:val="ru-RU"/>
-        </w:rPr>
-        <w:t>Начальник котельного участка ________________ /_______________/</w:t>
-      </w:r>
-    </w:p>
-    <w:p>
-      <w:pPr>
         <w:spacing w:after="0"/>
         <w:rPr>
           <w:rFonts w:cs="Times New Roman"/>
@@ -660,8 +631,36 @@
           <w:lang w:val="ru-RU"/>
         </w:rPr>
       </w:pPr>
-      <w:bookmarkStart w:id="0" w:name="_GoBack"/>
-      <w:bookmarkEnd w:id="0"/>
+    </w:p>
+    <w:p>
+      <w:pPr>
+        <w:spacing w:after="0"/>
+        <w:rPr>
+          <w:rFonts w:cs="Times New Roman"/>
+          <w:szCs w:val="24"/>
+          <w:lang w:val="ru-RU"/>
+        </w:rPr>
+      </w:pPr>
+    </w:p>
+    <w:p>
+      <w:pPr>
+        <w:spacing w:after="0"/>
+        <w:rPr>
+          <w:rFonts w:cs="Times New Roman"/>
+          <w:szCs w:val="24"/>
+          <w:lang w:val="ru-RU"/>
+        </w:rPr>
+      </w:pPr>
+    </w:p>
+    <w:p>
+      <w:pPr>
+        <w:spacing w:after="0"/>
+        <w:rPr>
+          <w:rFonts w:cs="Times New Roman"/>
+          <w:szCs w:val="24"/>
+          <w:lang w:val="ru-RU"/>
+        </w:rPr>
+      </w:pPr>
     </w:p>
     <w:p>
       <w:pPr>
@@ -698,7 +697,25 @@
           <w:szCs w:val="24"/>
           <w:lang w:val="ru-RU"/>
         </w:rPr>
-        <w:t>2026 г.</w:t>
+        <w:t>202</w:t>
+      </w:r>
+      <w:r>
+        <w:rPr>
+          <w:rFonts w:cs="Times New Roman"/>
+          <w:szCs w:val="24"/>
+          <w:lang w:val="ru-RU"/>
+        </w:rPr>
+        <w:t>5</w:t>
+      </w:r>
+      <w:bookmarkStart w:id="0" w:name="_GoBack"/>
+      <w:bookmarkEnd w:id="0"/>
+      <w:r>
+        <w:rPr>
+          <w:rFonts w:cs="Times New Roman"/>
+          <w:szCs w:val="24"/>
+          <w:lang w:val="ru-RU"/>
+        </w:rPr>
+        <w:t xml:space="preserve"> г.</w:t>
       </w:r>
       <w:r>
         <w:rPr>
@@ -19103,7 +19120,7 @@
 </file>
 
 <file path=customXml/itemProps1.xml><?xml version="1.0" encoding="utf-8"?>
-<ds:datastoreItem xmlns:ds="http://schemas.openxmlformats.org/officeDocument/2006/customXml" ds:itemID="{56B394E3-71AD-4D3D-AEA2-CFFF1AD606FE}">
+<ds:datastoreItem xmlns:ds="http://schemas.openxmlformats.org/officeDocument/2006/customXml" ds:itemID="{C697184C-7A7D-4E93-B20B-B5B2ADB787EA}">
   <ds:schemaRefs>
     <ds:schemaRef ds:uri="http://schemas.openxmlformats.org/officeDocument/2006/bibliography"/>
   </ds:schemaRefs>
